--- a/backend_flask/plantillas_word/Anexo VIII Solicitud Modificación FFE.docx
+++ b/backend_flask/plantillas_word/Anexo VIII Solicitud Modificación FFE.docx
@@ -1,6 +1,6 @@
 
 <file path=word/document.xml><?xml version="1.0" encoding="utf-8"?>
-<w:document xmlns:wpc="http://schemas.microsoft.com/office/word/2010/wordprocessingCanvas" xmlns:cx="http://schemas.microsoft.com/office/drawing/2014/chartex" xmlns:cx1="http://schemas.microsoft.com/office/drawing/2015/9/8/chartex" xmlns:cx2="http://schemas.microsoft.com/office/drawing/2015/10/21/chartex" xmlns:cx3="http://schemas.microsoft.com/office/drawing/2016/5/9/chartex" xmlns:cx4="http://schemas.microsoft.com/office/drawing/2016/5/10/chartex" xmlns:cx5="http://schemas.microsoft.com/office/drawing/2016/5/11/chartex" xmlns:cx6="http://schemas.microsoft.com/office/drawing/2016/5/12/chartex" xmlns:cx7="http://schemas.microsoft.com/office/drawing/2016/5/13/chartex" xmlns:cx8="http://schemas.microsoft.com/office/drawing/2016/5/14/chartex" xmlns:mc="http://schemas.openxmlformats.org/markup-compatibility/2006" xmlns:aink="http://schemas.microsoft.com/office/drawing/2016/ink" xmlns:am3d="http://schemas.microsoft.com/office/drawing/2017/model3d" xmlns:o="urn:schemas-microsoft-com:office:office" xmlns:oel="http://schemas.microsoft.com/office/2019/extlst" xmlns:r="http://schemas.openxmlformats.org/officeDocument/2006/relationships" xmlns:m="http://schemas.openxmlformats.org/officeDocument/2006/math" xmlns:v="urn:schemas-microsoft-com:vml" xmlns:wp14="http://schemas.microsoft.com/office/word/2010/wordprocessingDrawing" xmlns:wp="http://schemas.openxmlformats.org/drawingml/2006/wordprocessingDrawing" xmlns:w10="urn:schemas-microsoft-com:office:word" xmlns:w="http://schemas.openxmlformats.org/wordprocessingml/2006/main" xmlns:w14="http://schemas.microsoft.com/office/word/2010/wordml" xmlns:w15="http://schemas.microsoft.com/office/word/2012/wordml" xmlns:w16cex="http://schemas.microsoft.com/office/word/2018/wordml/cex" xmlns:w16cid="http://schemas.microsoft.com/office/word/2016/wordml/cid" xmlns:w16="http://schemas.microsoft.com/office/word/2018/wordml" xmlns:w16du="http://schemas.microsoft.com/office/word/2023/wordml/word16du" xmlns:w16sdtdh="http://schemas.microsoft.com/office/word/2020/wordml/sdtdatahash" xmlns:w16sdtfl="http://schemas.microsoft.com/office/word/2024/wordml/sdtformatlock" xmlns:w16se="http://schemas.microsoft.com/office/word/2015/wordml/symex" xmlns:wpg="http://schemas.microsoft.com/office/word/2010/wordprocessingGroup" xmlns:wpi="http://schemas.microsoft.com/office/word/2010/wordprocessingInk" xmlns:wne="http://schemas.microsoft.com/office/word/2006/wordml" xmlns:wps="http://schemas.microsoft.com/office/word/2010/wordprocessingShape" mc:Ignorable="w14 w15 w16se w16cid w16 w16cex w16sdtdh w16sdtfl w16du wp14">
+<w:document xmlns:wpc="http://schemas.microsoft.com/office/word/2010/wordprocessingCanvas" xmlns:cx="http://schemas.microsoft.com/office/drawing/2014/chartex" xmlns:cx1="http://schemas.microsoft.com/office/drawing/2015/9/8/chartex" xmlns:cx2="http://schemas.microsoft.com/office/drawing/2015/10/21/chartex" xmlns:cx3="http://schemas.microsoft.com/office/drawing/2016/5/9/chartex" xmlns:cx4="http://schemas.microsoft.com/office/drawing/2016/5/10/chartex" xmlns:cx5="http://schemas.microsoft.com/office/drawing/2016/5/11/chartex" xmlns:cx6="http://schemas.microsoft.com/office/drawing/2016/5/12/chartex" xmlns:cx7="http://schemas.microsoft.com/office/drawing/2016/5/13/chartex" xmlns:cx8="http://schemas.microsoft.com/office/drawing/2016/5/14/chartex" xmlns:mc="http://schemas.openxmlformats.org/markup-compatibility/2006" xmlns:aink="http://schemas.microsoft.com/office/drawing/2016/ink" xmlns:am3d="http://schemas.microsoft.com/office/drawing/2017/model3d" xmlns:o="urn:schemas-microsoft-com:office:office" xmlns:r="http://schemas.openxmlformats.org/officeDocument/2006/relationships" xmlns:m="http://schemas.openxmlformats.org/officeDocument/2006/math" xmlns:v="urn:schemas-microsoft-com:vml" xmlns:wp14="http://schemas.microsoft.com/office/word/2010/wordprocessingDrawing" xmlns:wp="http://schemas.openxmlformats.org/drawingml/2006/wordprocessingDrawing" xmlns:w10="urn:schemas-microsoft-com:office:word" xmlns:w="http://schemas.openxmlformats.org/wordprocessingml/2006/main" xmlns:w14="http://schemas.microsoft.com/office/word/2010/wordml" xmlns:w15="http://schemas.microsoft.com/office/word/2012/wordml" xmlns:w16cex="http://schemas.microsoft.com/office/word/2018/wordml/cex" xmlns:w16cid="http://schemas.microsoft.com/office/word/2016/wordml/cid" xmlns:w16="http://schemas.microsoft.com/office/word/2018/wordml" xmlns:w16sdtdh="http://schemas.microsoft.com/office/word/2020/wordml/sdtdatahash" xmlns:w16se="http://schemas.microsoft.com/office/word/2015/wordml/symex" xmlns:wpg="http://schemas.microsoft.com/office/word/2010/wordprocessingGroup" xmlns:wpi="http://schemas.microsoft.com/office/word/2010/wordprocessingInk" xmlns:wne="http://schemas.microsoft.com/office/word/2006/wordml" xmlns:wps="http://schemas.microsoft.com/office/word/2010/wordprocessingShape" mc:Ignorable="w14 w15 w16se w16cid w16 w16cex w16sdtdh wp14">
   <w:body>
     <w:p>
       <w:pPr>
@@ -228,9 +228,9 @@
       </w:tblPr>
       <w:tblGrid>
         <w:gridCol w:w="2120"/>
-        <w:gridCol w:w="6"/>
+        <w:gridCol w:w="7"/>
         <w:gridCol w:w="3971"/>
-        <w:gridCol w:w="458"/>
+        <w:gridCol w:w="457"/>
         <w:gridCol w:w="606"/>
         <w:gridCol w:w="1911"/>
       </w:tblGrid>
@@ -317,6 +317,13 @@
                 <w:szCs w:val="24"/>
               </w:rPr>
             </w:pPr>
+            <w:r>
+              <w:rPr>
+                <w:sz w:val="24"/>
+                <w:szCs w:val="24"/>
+              </w:rPr>
+              <w:t>[CENTRO_NOMBRE]</w:t>
+            </w:r>
           </w:p>
         </w:tc>
       </w:tr>
@@ -356,6 +363,13 @@
                 <w:szCs w:val="24"/>
               </w:rPr>
             </w:pPr>
+            <w:r>
+              <w:rPr>
+                <w:sz w:val="24"/>
+                <w:szCs w:val="24"/>
+              </w:rPr>
+              <w:t>[CENTRO_CODIGO]</w:t>
+            </w:r>
           </w:p>
         </w:tc>
         <w:tc>
@@ -393,6 +407,13 @@
                 <w:szCs w:val="24"/>
               </w:rPr>
             </w:pPr>
+            <w:r>
+              <w:rPr>
+                <w:sz w:val="24"/>
+                <w:szCs w:val="24"/>
+              </w:rPr>
+              <w:t>[CENTRO_NIF]</w:t>
+            </w:r>
           </w:p>
         </w:tc>
       </w:tr>
@@ -459,6 +480,13 @@
                 <w:szCs w:val="16"/>
               </w:rPr>
             </w:pPr>
+            <w:r>
+              <w:rPr>
+                <w:sz w:val="16"/>
+                <w:szCs w:val="16"/>
+              </w:rPr>
+              <w:t>[NOMBRE]</w:t>
+            </w:r>
           </w:p>
         </w:tc>
         <w:tc>
@@ -496,6 +524,13 @@
                 <w:szCs w:val="24"/>
               </w:rPr>
             </w:pPr>
+            <w:r>
+              <w:rPr>
+                <w:sz w:val="24"/>
+                <w:szCs w:val="24"/>
+              </w:rPr>
+              <w:t>[NIF]</w:t>
+            </w:r>
           </w:p>
         </w:tc>
       </w:tr>
@@ -632,6 +667,13 @@
                 <w:szCs w:val="18"/>
               </w:rPr>
             </w:pPr>
+            <w:r>
+              <w:rPr>
+                <w:sz w:val="18"/>
+                <w:szCs w:val="18"/>
+              </w:rPr>
+              <w:t>[GRADO]</w:t>
+            </w:r>
           </w:p>
         </w:tc>
       </w:tr>
@@ -689,6 +731,13 @@
                 <w:szCs w:val="16"/>
               </w:rPr>
             </w:pPr>
+            <w:r>
+              <w:rPr>
+                <w:sz w:val="16"/>
+                <w:szCs w:val="16"/>
+              </w:rPr>
+              <w:t>[CODIGO_GRADO]</w:t>
+            </w:r>
           </w:p>
         </w:tc>
         <w:tc>
@@ -2212,7 +2261,7 @@
           <w:sz w:val="20"/>
           <w:szCs w:val="20"/>
         </w:rPr>
-        <w:t>En……………………………………….a….de………………………………de…..</w:t>
+        <w:t>[LUGAR_FECHA]</w:t>
       </w:r>
     </w:p>
     <w:p>
@@ -2362,7 +2411,7 @@
           <w:sz w:val="20"/>
           <w:szCs w:val="20"/>
         </w:rPr>
-        <w:t>DIRECCIÓN PROVINCIAL DE EDUCACIÓN DE……</w:t>
+        <w:t>DIRECCIÓN PROVINCIAL DE EDUCACIÓN DE</w:t>
       </w:r>
       <w:r>
         <w:rPr>
@@ -2371,7 +2420,7 @@
           <w:sz w:val="20"/>
           <w:szCs w:val="20"/>
         </w:rPr>
-        <w:t>…….</w:t>
+        <w:t xml:space="preserve"> [CENTRO_PROVINCIA]</w:t>
       </w:r>
     </w:p>
     <w:sectPr>
@@ -2387,7 +2436,7 @@
 </file>
 
 <file path=word/endnotes.xml><?xml version="1.0" encoding="utf-8"?>
-<w:endnotes xmlns:wpc="http://schemas.microsoft.com/office/word/2010/wordprocessingCanvas" xmlns:cx="http://schemas.microsoft.com/office/drawing/2014/chartex" xmlns:cx1="http://schemas.microsoft.com/office/drawing/2015/9/8/chartex" xmlns:cx2="http://schemas.microsoft.com/office/drawing/2015/10/21/chartex" xmlns:cx3="http://schemas.microsoft.com/office/drawing/2016/5/9/chartex" xmlns:cx4="http://schemas.microsoft.com/office/drawing/2016/5/10/chartex" xmlns:cx5="http://schemas.microsoft.com/office/drawing/2016/5/11/chartex" xmlns:cx6="http://schemas.microsoft.com/office/drawing/2016/5/12/chartex" xmlns:cx7="http://schemas.microsoft.com/office/drawing/2016/5/13/chartex" xmlns:cx8="http://schemas.microsoft.com/office/drawing/2016/5/14/chartex" xmlns:mc="http://schemas.openxmlformats.org/markup-compatibility/2006" xmlns:aink="http://schemas.microsoft.com/office/drawing/2016/ink" xmlns:am3d="http://schemas.microsoft.com/office/drawing/2017/model3d" xmlns:o="urn:schemas-microsoft-com:office:office" xmlns:oel="http://schemas.microsoft.com/office/2019/extlst" xmlns:r="http://schemas.openxmlformats.org/officeDocument/2006/relationships" xmlns:m="http://schemas.openxmlformats.org/officeDocument/2006/math" xmlns:v="urn:schemas-microsoft-com:vml" xmlns:wp14="http://schemas.microsoft.com/office/word/2010/wordprocessingDrawing" xmlns:wp="http://schemas.openxmlformats.org/drawingml/2006/wordprocessingDrawing" xmlns:w10="urn:schemas-microsoft-com:office:word" xmlns:w="http://schemas.openxmlformats.org/wordprocessingml/2006/main" xmlns:w14="http://schemas.microsoft.com/office/word/2010/wordml" xmlns:w15="http://schemas.microsoft.com/office/word/2012/wordml" xmlns:w16cex="http://schemas.microsoft.com/office/word/2018/wordml/cex" xmlns:w16cid="http://schemas.microsoft.com/office/word/2016/wordml/cid" xmlns:w16="http://schemas.microsoft.com/office/word/2018/wordml" xmlns:w16du="http://schemas.microsoft.com/office/word/2023/wordml/word16du" xmlns:w16sdtdh="http://schemas.microsoft.com/office/word/2020/wordml/sdtdatahash" xmlns:w16sdtfl="http://schemas.microsoft.com/office/word/2024/wordml/sdtformatlock" xmlns:w16se="http://schemas.microsoft.com/office/word/2015/wordml/symex" xmlns:wpg="http://schemas.microsoft.com/office/word/2010/wordprocessingGroup" xmlns:wpi="http://schemas.microsoft.com/office/word/2010/wordprocessingInk" xmlns:wne="http://schemas.microsoft.com/office/word/2006/wordml" xmlns:wps="http://schemas.microsoft.com/office/word/2010/wordprocessingShape" mc:Ignorable="w14 w15 w16se w16cid w16 w16cex w16sdtdh w16sdtfl w16du wp14">
+<w:endnotes xmlns:wpc="http://schemas.microsoft.com/office/word/2010/wordprocessingCanvas" xmlns:cx="http://schemas.microsoft.com/office/drawing/2014/chartex" xmlns:cx1="http://schemas.microsoft.com/office/drawing/2015/9/8/chartex" xmlns:cx2="http://schemas.microsoft.com/office/drawing/2015/10/21/chartex" xmlns:cx3="http://schemas.microsoft.com/office/drawing/2016/5/9/chartex" xmlns:cx4="http://schemas.microsoft.com/office/drawing/2016/5/10/chartex" xmlns:cx5="http://schemas.microsoft.com/office/drawing/2016/5/11/chartex" xmlns:cx6="http://schemas.microsoft.com/office/drawing/2016/5/12/chartex" xmlns:cx7="http://schemas.microsoft.com/office/drawing/2016/5/13/chartex" xmlns:cx8="http://schemas.microsoft.com/office/drawing/2016/5/14/chartex" xmlns:mc="http://schemas.openxmlformats.org/markup-compatibility/2006" xmlns:aink="http://schemas.microsoft.com/office/drawing/2016/ink" xmlns:am3d="http://schemas.microsoft.com/office/drawing/2017/model3d" xmlns:o="urn:schemas-microsoft-com:office:office" xmlns:r="http://schemas.openxmlformats.org/officeDocument/2006/relationships" xmlns:m="http://schemas.openxmlformats.org/officeDocument/2006/math" xmlns:v="urn:schemas-microsoft-com:vml" xmlns:wp14="http://schemas.microsoft.com/office/word/2010/wordprocessingDrawing" xmlns:wp="http://schemas.openxmlformats.org/drawingml/2006/wordprocessingDrawing" xmlns:w10="urn:schemas-microsoft-com:office:word" xmlns:w="http://schemas.openxmlformats.org/wordprocessingml/2006/main" xmlns:w14="http://schemas.microsoft.com/office/word/2010/wordml" xmlns:w15="http://schemas.microsoft.com/office/word/2012/wordml" xmlns:w16cex="http://schemas.microsoft.com/office/word/2018/wordml/cex" xmlns:w16cid="http://schemas.microsoft.com/office/word/2016/wordml/cid" xmlns:w16="http://schemas.microsoft.com/office/word/2018/wordml" xmlns:w16sdtdh="http://schemas.microsoft.com/office/word/2020/wordml/sdtdatahash" xmlns:w16se="http://schemas.microsoft.com/office/word/2015/wordml/symex" xmlns:wpg="http://schemas.microsoft.com/office/word/2010/wordprocessingGroup" xmlns:wpi="http://schemas.microsoft.com/office/word/2010/wordprocessingInk" xmlns:wne="http://schemas.microsoft.com/office/word/2006/wordml" xmlns:wps="http://schemas.microsoft.com/office/word/2010/wordprocessingShape" mc:Ignorable="w14 w15 w16se w16cid w16 w16cex w16sdtdh wp14">
   <w:endnote w:type="separator" w:id="-1">
     <w:p>
       <w:pPr>
@@ -2412,7 +2461,7 @@
 </file>
 
 <file path=word/footer1.xml><?xml version="1.0" encoding="utf-8"?>
-<w:ftr xmlns:wpc="http://schemas.microsoft.com/office/word/2010/wordprocessingCanvas" xmlns:cx="http://schemas.microsoft.com/office/drawing/2014/chartex" xmlns:cx1="http://schemas.microsoft.com/office/drawing/2015/9/8/chartex" xmlns:cx2="http://schemas.microsoft.com/office/drawing/2015/10/21/chartex" xmlns:cx3="http://schemas.microsoft.com/office/drawing/2016/5/9/chartex" xmlns:cx4="http://schemas.microsoft.com/office/drawing/2016/5/10/chartex" xmlns:cx5="http://schemas.microsoft.com/office/drawing/2016/5/11/chartex" xmlns:cx6="http://schemas.microsoft.com/office/drawing/2016/5/12/chartex" xmlns:cx7="http://schemas.microsoft.com/office/drawing/2016/5/13/chartex" xmlns:cx8="http://schemas.microsoft.com/office/drawing/2016/5/14/chartex" xmlns:mc="http://schemas.openxmlformats.org/markup-compatibility/2006" xmlns:aink="http://schemas.microsoft.com/office/drawing/2016/ink" xmlns:am3d="http://schemas.microsoft.com/office/drawing/2017/model3d" xmlns:o="urn:schemas-microsoft-com:office:office" xmlns:oel="http://schemas.microsoft.com/office/2019/extlst" xmlns:r="http://schemas.openxmlformats.org/officeDocument/2006/relationships" xmlns:m="http://schemas.openxmlformats.org/officeDocument/2006/math" xmlns:v="urn:schemas-microsoft-com:vml" xmlns:wp14="http://schemas.microsoft.com/office/word/2010/wordprocessingDrawing" xmlns:wp="http://schemas.openxmlformats.org/drawingml/2006/wordprocessingDrawing" xmlns:w10="urn:schemas-microsoft-com:office:word" xmlns:w="http://schemas.openxmlformats.org/wordprocessingml/2006/main" xmlns:w14="http://schemas.microsoft.com/office/word/2010/wordml" xmlns:w15="http://schemas.microsoft.com/office/word/2012/wordml" xmlns:w16cex="http://schemas.microsoft.com/office/word/2018/wordml/cex" xmlns:w16cid="http://schemas.microsoft.com/office/word/2016/wordml/cid" xmlns:w16="http://schemas.microsoft.com/office/word/2018/wordml" xmlns:w16du="http://schemas.microsoft.com/office/word/2023/wordml/word16du" xmlns:w16sdtdh="http://schemas.microsoft.com/office/word/2020/wordml/sdtdatahash" xmlns:w16sdtfl="http://schemas.microsoft.com/office/word/2024/wordml/sdtformatlock" xmlns:w16se="http://schemas.microsoft.com/office/word/2015/wordml/symex" xmlns:wpg="http://schemas.microsoft.com/office/word/2010/wordprocessingGroup" xmlns:wpi="http://schemas.microsoft.com/office/word/2010/wordprocessingInk" xmlns:wne="http://schemas.microsoft.com/office/word/2006/wordml" xmlns:wps="http://schemas.microsoft.com/office/word/2010/wordprocessingShape" mc:Ignorable="w14 w15 w16se w16cid w16 w16cex w16sdtdh w16sdtfl w16du wp14">
+<w:ftr xmlns:wpc="http://schemas.microsoft.com/office/word/2010/wordprocessingCanvas" xmlns:cx="http://schemas.microsoft.com/office/drawing/2014/chartex" xmlns:cx1="http://schemas.microsoft.com/office/drawing/2015/9/8/chartex" xmlns:cx2="http://schemas.microsoft.com/office/drawing/2015/10/21/chartex" xmlns:cx3="http://schemas.microsoft.com/office/drawing/2016/5/9/chartex" xmlns:cx4="http://schemas.microsoft.com/office/drawing/2016/5/10/chartex" xmlns:cx5="http://schemas.microsoft.com/office/drawing/2016/5/11/chartex" xmlns:cx6="http://schemas.microsoft.com/office/drawing/2016/5/12/chartex" xmlns:cx7="http://schemas.microsoft.com/office/drawing/2016/5/13/chartex" xmlns:cx8="http://schemas.microsoft.com/office/drawing/2016/5/14/chartex" xmlns:mc="http://schemas.openxmlformats.org/markup-compatibility/2006" xmlns:aink="http://schemas.microsoft.com/office/drawing/2016/ink" xmlns:am3d="http://schemas.microsoft.com/office/drawing/2017/model3d" xmlns:o="urn:schemas-microsoft-com:office:office" xmlns:r="http://schemas.openxmlformats.org/officeDocument/2006/relationships" xmlns:m="http://schemas.openxmlformats.org/officeDocument/2006/math" xmlns:v="urn:schemas-microsoft-com:vml" xmlns:wp14="http://schemas.microsoft.com/office/word/2010/wordprocessingDrawing" xmlns:wp="http://schemas.openxmlformats.org/drawingml/2006/wordprocessingDrawing" xmlns:w10="urn:schemas-microsoft-com:office:word" xmlns:w="http://schemas.openxmlformats.org/wordprocessingml/2006/main" xmlns:w14="http://schemas.microsoft.com/office/word/2010/wordml" xmlns:w15="http://schemas.microsoft.com/office/word/2012/wordml" xmlns:w16cex="http://schemas.microsoft.com/office/word/2018/wordml/cex" xmlns:w16cid="http://schemas.microsoft.com/office/word/2016/wordml/cid" xmlns:w16="http://schemas.microsoft.com/office/word/2018/wordml" xmlns:w16sdtdh="http://schemas.microsoft.com/office/word/2020/wordml/sdtdatahash" xmlns:w16se="http://schemas.microsoft.com/office/word/2015/wordml/symex" xmlns:wpg="http://schemas.microsoft.com/office/word/2010/wordprocessingGroup" xmlns:wpi="http://schemas.microsoft.com/office/word/2010/wordprocessingInk" xmlns:wne="http://schemas.microsoft.com/office/word/2006/wordml" xmlns:wps="http://schemas.microsoft.com/office/word/2010/wordprocessingShape" mc:Ignorable="w14 w15 w16se w16cid w16 w16cex w16sdtdh wp14">
   <w:tbl>
     <w:tblPr>
       <w:tblW w:w="5508" w:type="pct"/>
@@ -3194,7 +3243,7 @@
             </wp:anchor>
           </w:drawing>
         </mc:Choice>
-        <mc:Fallback>
+        <mc:Fallback xmlns:w16sdtfl="http://schemas.microsoft.com/office/word/2024/wordml/sdtformatlock" xmlns:w16du="http://schemas.microsoft.com/office/word/2023/wordml/word16du" xmlns:oel="http://schemas.microsoft.com/office/2019/extlst">
           <w:pict>
             <v:rect w14:anchorId="7ADB4DBD" id="Rectángulo 3" o:spid="_x0000_s1026" style="position:absolute;margin-left:722pt;margin-top:-1.05pt;width:82.9pt;height:23.05pt;z-index:-251654144;visibility:visible;mso-wrap-style:square;mso-wrap-distance-left:9pt;mso-wrap-distance-top:0;mso-wrap-distance-right:9pt;mso-wrap-distance-bottom:0;mso-position-horizontal:absolute;mso-position-horizontal-relative:text;mso-position-vertical:absolute;mso-position-vertical-relative:text;v-text-anchor:middle" o:gfxdata="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" fillcolor="#bfbfbf [2412]" strokecolor="#d8d8d8 [2732]" strokeweight="1pt"/>
           </w:pict>
@@ -3270,7 +3319,7 @@
             </wp:anchor>
           </w:drawing>
         </mc:Choice>
-        <mc:Fallback>
+        <mc:Fallback xmlns:w16sdtfl="http://schemas.microsoft.com/office/word/2024/wordml/sdtformatlock" xmlns:w16du="http://schemas.microsoft.com/office/word/2023/wordml/word16du" xmlns:oel="http://schemas.microsoft.com/office/2019/extlst">
           <w:pict>
             <v:rect w14:anchorId="61C60738" id="Rectángulo 2" o:spid="_x0000_s1026" style="position:absolute;margin-left:722pt;margin-top:-1.05pt;width:82.95pt;height:19pt;z-index:251661312;visibility:visible;mso-wrap-style:square;mso-width-percent:0;mso-wrap-distance-left:9pt;mso-wrap-distance-top:0;mso-wrap-distance-right:9pt;mso-wrap-distance-bottom:0;mso-position-horizontal:absolute;mso-position-horizontal-relative:text;mso-position-vertical:absolute;mso-position-vertical-relative:text;mso-width-percent:0;mso-width-relative:margin;v-text-anchor:middle" o:gfxdata="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" filled="f" stroked="f"/>
           </w:pict>
@@ -3375,7 +3424,7 @@
 </file>
 
 <file path=word/footnotes.xml><?xml version="1.0" encoding="utf-8"?>
-<w:footnotes xmlns:wpc="http://schemas.microsoft.com/office/word/2010/wordprocessingCanvas" xmlns:cx="http://schemas.microsoft.com/office/drawing/2014/chartex" xmlns:cx1="http://schemas.microsoft.com/office/drawing/2015/9/8/chartex" xmlns:cx2="http://schemas.microsoft.com/office/drawing/2015/10/21/chartex" xmlns:cx3="http://schemas.microsoft.com/office/drawing/2016/5/9/chartex" xmlns:cx4="http://schemas.microsoft.com/office/drawing/2016/5/10/chartex" xmlns:cx5="http://schemas.microsoft.com/office/drawing/2016/5/11/chartex" xmlns:cx6="http://schemas.microsoft.com/office/drawing/2016/5/12/chartex" xmlns:cx7="http://schemas.microsoft.com/office/drawing/2016/5/13/chartex" xmlns:cx8="http://schemas.microsoft.com/office/drawing/2016/5/14/chartex" xmlns:mc="http://schemas.openxmlformats.org/markup-compatibility/2006" xmlns:aink="http://schemas.microsoft.com/office/drawing/2016/ink" xmlns:am3d="http://schemas.microsoft.com/office/drawing/2017/model3d" xmlns:o="urn:schemas-microsoft-com:office:office" xmlns:oel="http://schemas.microsoft.com/office/2019/extlst" xmlns:r="http://schemas.openxmlformats.org/officeDocument/2006/relationships" xmlns:m="http://schemas.openxmlformats.org/officeDocument/2006/math" xmlns:v="urn:schemas-microsoft-com:vml" xmlns:wp14="http://schemas.microsoft.com/office/word/2010/wordprocessingDrawing" xmlns:wp="http://schemas.openxmlformats.org/drawingml/2006/wordprocessingDrawing" xmlns:w10="urn:schemas-microsoft-com:office:word" xmlns:w="http://schemas.openxmlformats.org/wordprocessingml/2006/main" xmlns:w14="http://schemas.microsoft.com/office/word/2010/wordml" xmlns:w15="http://schemas.microsoft.com/office/word/2012/wordml" xmlns:w16cex="http://schemas.microsoft.com/office/word/2018/wordml/cex" xmlns:w16cid="http://schemas.microsoft.com/office/word/2016/wordml/cid" xmlns:w16="http://schemas.microsoft.com/office/word/2018/wordml" xmlns:w16du="http://schemas.microsoft.com/office/word/2023/wordml/word16du" xmlns:w16sdtdh="http://schemas.microsoft.com/office/word/2020/wordml/sdtdatahash" xmlns:w16sdtfl="http://schemas.microsoft.com/office/word/2024/wordml/sdtformatlock" xmlns:w16se="http://schemas.microsoft.com/office/word/2015/wordml/symex" xmlns:wpg="http://schemas.microsoft.com/office/word/2010/wordprocessingGroup" xmlns:wpi="http://schemas.microsoft.com/office/word/2010/wordprocessingInk" xmlns:wne="http://schemas.microsoft.com/office/word/2006/wordml" xmlns:wps="http://schemas.microsoft.com/office/word/2010/wordprocessingShape" mc:Ignorable="w14 w15 w16se w16cid w16 w16cex w16sdtdh w16sdtfl w16du wp14">
+<w:footnotes xmlns:wpc="http://schemas.microsoft.com/office/word/2010/wordprocessingCanvas" xmlns:cx="http://schemas.microsoft.com/office/drawing/2014/chartex" xmlns:cx1="http://schemas.microsoft.com/office/drawing/2015/9/8/chartex" xmlns:cx2="http://schemas.microsoft.com/office/drawing/2015/10/21/chartex" xmlns:cx3="http://schemas.microsoft.com/office/drawing/2016/5/9/chartex" xmlns:cx4="http://schemas.microsoft.com/office/drawing/2016/5/10/chartex" xmlns:cx5="http://schemas.microsoft.com/office/drawing/2016/5/11/chartex" xmlns:cx6="http://schemas.microsoft.com/office/drawing/2016/5/12/chartex" xmlns:cx7="http://schemas.microsoft.com/office/drawing/2016/5/13/chartex" xmlns:cx8="http://schemas.microsoft.com/office/drawing/2016/5/14/chartex" xmlns:mc="http://schemas.openxmlformats.org/markup-compatibility/2006" xmlns:aink="http://schemas.microsoft.com/office/drawing/2016/ink" xmlns:am3d="http://schemas.microsoft.com/office/drawing/2017/model3d" xmlns:o="urn:schemas-microsoft-com:office:office" xmlns:r="http://schemas.openxmlformats.org/officeDocument/2006/relationships" xmlns:m="http://schemas.openxmlformats.org/officeDocument/2006/math" xmlns:v="urn:schemas-microsoft-com:vml" xmlns:wp14="http://schemas.microsoft.com/office/word/2010/wordprocessingDrawing" xmlns:wp="http://schemas.openxmlformats.org/drawingml/2006/wordprocessingDrawing" xmlns:w10="urn:schemas-microsoft-com:office:word" xmlns:w="http://schemas.openxmlformats.org/wordprocessingml/2006/main" xmlns:w14="http://schemas.microsoft.com/office/word/2010/wordml" xmlns:w15="http://schemas.microsoft.com/office/word/2012/wordml" xmlns:w16cex="http://schemas.microsoft.com/office/word/2018/wordml/cex" xmlns:w16cid="http://schemas.microsoft.com/office/word/2016/wordml/cid" xmlns:w16="http://schemas.microsoft.com/office/word/2018/wordml" xmlns:w16sdtdh="http://schemas.microsoft.com/office/word/2020/wordml/sdtdatahash" xmlns:w16se="http://schemas.microsoft.com/office/word/2015/wordml/symex" xmlns:wpg="http://schemas.microsoft.com/office/word/2010/wordprocessingGroup" xmlns:wpi="http://schemas.microsoft.com/office/word/2010/wordprocessingInk" xmlns:wne="http://schemas.microsoft.com/office/word/2006/wordml" xmlns:wps="http://schemas.microsoft.com/office/word/2010/wordprocessingShape" mc:Ignorable="w14 w15 w16se w16cid w16 w16cex w16sdtdh wp14">
   <w:footnote w:type="separator" w:id="-1">
     <w:p>
       <w:pPr>
@@ -3400,7 +3449,7 @@
 </file>
 
 <file path=word/header1.xml><?xml version="1.0" encoding="utf-8"?>
-<w:hdr xmlns:wpc="http://schemas.microsoft.com/office/word/2010/wordprocessingCanvas" xmlns:cx="http://schemas.microsoft.com/office/drawing/2014/chartex" xmlns:cx1="http://schemas.microsoft.com/office/drawing/2015/9/8/chartex" xmlns:cx2="http://schemas.microsoft.com/office/drawing/2015/10/21/chartex" xmlns:cx3="http://schemas.microsoft.com/office/drawing/2016/5/9/chartex" xmlns:cx4="http://schemas.microsoft.com/office/drawing/2016/5/10/chartex" xmlns:cx5="http://schemas.microsoft.com/office/drawing/2016/5/11/chartex" xmlns:cx6="http://schemas.microsoft.com/office/drawing/2016/5/12/chartex" xmlns:cx7="http://schemas.microsoft.com/office/drawing/2016/5/13/chartex" xmlns:cx8="http://schemas.microsoft.com/office/drawing/2016/5/14/chartex" xmlns:mc="http://schemas.openxmlformats.org/markup-compatibility/2006" xmlns:aink="http://schemas.microsoft.com/office/drawing/2016/ink" xmlns:am3d="http://schemas.microsoft.com/office/drawing/2017/model3d" xmlns:o="urn:schemas-microsoft-com:office:office" xmlns:oel="http://schemas.microsoft.com/office/2019/extlst" xmlns:r="http://schemas.openxmlformats.org/officeDocument/2006/relationships" xmlns:m="http://schemas.openxmlformats.org/officeDocument/2006/math" xmlns:v="urn:schemas-microsoft-com:vml" xmlns:wp14="http://schemas.microsoft.com/office/word/2010/wordprocessingDrawing" xmlns:wp="http://schemas.openxmlformats.org/drawingml/2006/wordprocessingDrawing" xmlns:w10="urn:schemas-microsoft-com:office:word" xmlns:w="http://schemas.openxmlformats.org/wordprocessingml/2006/main" xmlns:w14="http://schemas.microsoft.com/office/word/2010/wordml" xmlns:w15="http://schemas.microsoft.com/office/word/2012/wordml" xmlns:w16cex="http://schemas.microsoft.com/office/word/2018/wordml/cex" xmlns:w16cid="http://schemas.microsoft.com/office/word/2016/wordml/cid" xmlns:w16="http://schemas.microsoft.com/office/word/2018/wordml" xmlns:w16du="http://schemas.microsoft.com/office/word/2023/wordml/word16du" xmlns:w16sdtdh="http://schemas.microsoft.com/office/word/2020/wordml/sdtdatahash" xmlns:w16sdtfl="http://schemas.microsoft.com/office/word/2024/wordml/sdtformatlock" xmlns:w16se="http://schemas.microsoft.com/office/word/2015/wordml/symex" xmlns:wpg="http://schemas.microsoft.com/office/word/2010/wordprocessingGroup" xmlns:wpi="http://schemas.microsoft.com/office/word/2010/wordprocessingInk" xmlns:wne="http://schemas.microsoft.com/office/word/2006/wordml" xmlns:wps="http://schemas.microsoft.com/office/word/2010/wordprocessingShape" mc:Ignorable="w14 w15 w16se w16cid w16 w16cex w16sdtdh w16sdtfl w16du wp14">
+<w:hdr xmlns:wpc="http://schemas.microsoft.com/office/word/2010/wordprocessingCanvas" xmlns:cx="http://schemas.microsoft.com/office/drawing/2014/chartex" xmlns:cx1="http://schemas.microsoft.com/office/drawing/2015/9/8/chartex" xmlns:cx2="http://schemas.microsoft.com/office/drawing/2015/10/21/chartex" xmlns:cx3="http://schemas.microsoft.com/office/drawing/2016/5/9/chartex" xmlns:cx4="http://schemas.microsoft.com/office/drawing/2016/5/10/chartex" xmlns:cx5="http://schemas.microsoft.com/office/drawing/2016/5/11/chartex" xmlns:cx6="http://schemas.microsoft.com/office/drawing/2016/5/12/chartex" xmlns:cx7="http://schemas.microsoft.com/office/drawing/2016/5/13/chartex" xmlns:cx8="http://schemas.microsoft.com/office/drawing/2016/5/14/chartex" xmlns:mc="http://schemas.openxmlformats.org/markup-compatibility/2006" xmlns:aink="http://schemas.microsoft.com/office/drawing/2016/ink" xmlns:am3d="http://schemas.microsoft.com/office/drawing/2017/model3d" xmlns:o="urn:schemas-microsoft-com:office:office" xmlns:r="http://schemas.openxmlformats.org/officeDocument/2006/relationships" xmlns:m="http://schemas.openxmlformats.org/officeDocument/2006/math" xmlns:v="urn:schemas-microsoft-com:vml" xmlns:wp14="http://schemas.microsoft.com/office/word/2010/wordprocessingDrawing" xmlns:wp="http://schemas.openxmlformats.org/drawingml/2006/wordprocessingDrawing" xmlns:w10="urn:schemas-microsoft-com:office:word" xmlns:w="http://schemas.openxmlformats.org/wordprocessingml/2006/main" xmlns:w14="http://schemas.microsoft.com/office/word/2010/wordml" xmlns:w15="http://schemas.microsoft.com/office/word/2012/wordml" xmlns:w16cex="http://schemas.microsoft.com/office/word/2018/wordml/cex" xmlns:w16cid="http://schemas.microsoft.com/office/word/2016/wordml/cid" xmlns:w16="http://schemas.microsoft.com/office/word/2018/wordml" xmlns:w16sdtdh="http://schemas.microsoft.com/office/word/2020/wordml/sdtdatahash" xmlns:w16se="http://schemas.microsoft.com/office/word/2015/wordml/symex" xmlns:wpg="http://schemas.microsoft.com/office/word/2010/wordprocessingGroup" xmlns:wpi="http://schemas.microsoft.com/office/word/2010/wordprocessingInk" xmlns:wne="http://schemas.microsoft.com/office/word/2006/wordml" xmlns:wps="http://schemas.microsoft.com/office/word/2010/wordprocessingShape" mc:Ignorable="w14 w15 w16se w16cid w16 w16cex w16sdtdh wp14">
   <w:p>
     <w:pPr>
       <w:ind w:right="-568"/>
@@ -3568,7 +3617,7 @@
 </file>
 
 <file path=word/styles.xml><?xml version="1.0" encoding="utf-8"?>
-<w:styles xmlns:mc="http://schemas.openxmlformats.org/markup-compatibility/2006" xmlns:r="http://schemas.openxmlformats.org/officeDocument/2006/relationships" xmlns:w="http://schemas.openxmlformats.org/wordprocessingml/2006/main" xmlns:w14="http://schemas.microsoft.com/office/word/2010/wordml" xmlns:w15="http://schemas.microsoft.com/office/word/2012/wordml" xmlns:w16cex="http://schemas.microsoft.com/office/word/2018/wordml/cex" xmlns:w16cid="http://schemas.microsoft.com/office/word/2016/wordml/cid" xmlns:w16="http://schemas.microsoft.com/office/word/2018/wordml" xmlns:w16du="http://schemas.microsoft.com/office/word/2023/wordml/word16du" xmlns:w16sdtdh="http://schemas.microsoft.com/office/word/2020/wordml/sdtdatahash" xmlns:w16sdtfl="http://schemas.microsoft.com/office/word/2024/wordml/sdtformatlock" xmlns:w16se="http://schemas.microsoft.com/office/word/2015/wordml/symex" mc:Ignorable="w14 w15 w16se w16cid w16 w16cex w16sdtdh w16sdtfl w16du">
+<w:styles xmlns:mc="http://schemas.openxmlformats.org/markup-compatibility/2006" xmlns:r="http://schemas.openxmlformats.org/officeDocument/2006/relationships" xmlns:w="http://schemas.openxmlformats.org/wordprocessingml/2006/main" xmlns:w14="http://schemas.microsoft.com/office/word/2010/wordml" xmlns:w15="http://schemas.microsoft.com/office/word/2012/wordml" xmlns:w16cex="http://schemas.microsoft.com/office/word/2018/wordml/cex" xmlns:w16cid="http://schemas.microsoft.com/office/word/2016/wordml/cid" xmlns:w16="http://schemas.microsoft.com/office/word/2018/wordml" xmlns:w16sdtdh="http://schemas.microsoft.com/office/word/2020/wordml/sdtdatahash" xmlns:w16se="http://schemas.microsoft.com/office/word/2015/wordml/symex" mc:Ignorable="w14 w15 w16se w16cid w16 w16cex w16sdtdh">
   <w:docDefaults>
     <w:rPrDefault>
       <w:rPr>
